--- a/2nd Semester/Notes/Social Network Analysis/Class Notes Datewise.docx
+++ b/2nd Semester/Notes/Social Network Analysis/Class Notes Datewise.docx
@@ -33,7 +33,23 @@
           <w:szCs w:val="24"/>
           <w:lang w:val="en-US"/>
         </w:rPr>
-        <w:t>Date 13 Jan 2025</w:t>
+        <w:t>Date 13 Jan</w:t>
+      </w:r>
+      <w:r>
+        <w:rPr>
+          <w:sz w:val="24"/>
+          <w:szCs w:val="24"/>
+          <w:lang w:val="en-US"/>
+        </w:rPr>
+        <w:t>uary</w:t>
+      </w:r>
+      <w:r>
+        <w:rPr>
+          <w:sz w:val="24"/>
+          <w:szCs w:val="24"/>
+          <w:lang w:val="en-US"/>
+        </w:rPr>
+        <w:t xml:space="preserve"> 2025</w:t>
       </w:r>
     </w:p>
     <w:p>
@@ -68,6 +84,193 @@
           <w:lang w:val="en-US"/>
         </w:rPr>
         <w:t>GAN</w:t>
+      </w:r>
+    </w:p>
+    <w:p>
+      <w:pPr>
+        <w:rPr>
+          <w:sz w:val="24"/>
+          <w:szCs w:val="24"/>
+          <w:lang w:val="en-US"/>
+        </w:rPr>
+      </w:pPr>
+      <w:r>
+        <w:rPr>
+          <w:sz w:val="24"/>
+          <w:szCs w:val="24"/>
+          <w:lang w:val="en-US"/>
+        </w:rPr>
+        <w:t>Date 27 January 2025</w:t>
+      </w:r>
+    </w:p>
+    <w:p>
+      <w:pPr>
+        <w:rPr>
+          <w:sz w:val="24"/>
+          <w:szCs w:val="24"/>
+          <w:lang w:val="en-US"/>
+        </w:rPr>
+      </w:pPr>
+      <w:r>
+        <w:rPr>
+          <w:sz w:val="24"/>
+          <w:szCs w:val="24"/>
+          <w:lang w:val="en-US"/>
+        </w:rPr>
+        <w:t>Basic mythologies</w:t>
+      </w:r>
+    </w:p>
+    <w:p>
+      <w:pPr>
+        <w:rPr>
+          <w:sz w:val="24"/>
+          <w:szCs w:val="24"/>
+          <w:lang w:val="en-US"/>
+        </w:rPr>
+      </w:pPr>
+      <w:r>
+        <w:rPr>
+          <w:sz w:val="24"/>
+          <w:szCs w:val="24"/>
+          <w:lang w:val="en-US"/>
+        </w:rPr>
+        <w:t>Labelled dataset and unlabeled dataset</w:t>
+      </w:r>
+    </w:p>
+    <w:p>
+      <w:pPr>
+        <w:rPr>
+          <w:sz w:val="24"/>
+          <w:szCs w:val="24"/>
+          <w:lang w:val="en-US"/>
+        </w:rPr>
+      </w:pPr>
+      <w:r>
+        <w:rPr>
+          <w:sz w:val="24"/>
+          <w:szCs w:val="24"/>
+          <w:lang w:val="en-US"/>
+        </w:rPr>
+        <w:t>Unlabeled data is checked by MLP and experts of the field of study</w:t>
+      </w:r>
+    </w:p>
+    <w:p>
+      <w:pPr>
+        <w:rPr>
+          <w:sz w:val="24"/>
+          <w:szCs w:val="24"/>
+          <w:lang w:val="en-US"/>
+        </w:rPr>
+      </w:pPr>
+      <w:r>
+        <w:rPr>
+          <w:sz w:val="24"/>
+          <w:szCs w:val="24"/>
+          <w:lang w:val="en-US"/>
+        </w:rPr>
+        <w:t xml:space="preserve"> </w:t>
+      </w:r>
+    </w:p>
+    <w:p>
+      <w:pPr>
+        <w:rPr>
+          <w:sz w:val="24"/>
+          <w:szCs w:val="24"/>
+          <w:lang w:val="en-US"/>
+        </w:rPr>
+      </w:pPr>
+      <w:r>
+        <w:rPr>
+          <w:sz w:val="24"/>
+          <w:szCs w:val="24"/>
+          <w:lang w:val="en-US"/>
+        </w:rPr>
+        <w:t>Date 11 Feb 2025</w:t>
+      </w:r>
+    </w:p>
+    <w:p>
+      <w:pPr>
+        <w:rPr>
+          <w:sz w:val="24"/>
+          <w:szCs w:val="24"/>
+          <w:lang w:val="en-US"/>
+        </w:rPr>
+      </w:pPr>
+      <w:r>
+        <w:rPr>
+          <w:sz w:val="24"/>
+          <w:szCs w:val="24"/>
+          <w:lang w:val="en-US"/>
+        </w:rPr>
+        <w:t>Bayes probability</w:t>
+      </w:r>
+    </w:p>
+    <w:p>
+      <w:pPr>
+        <w:rPr>
+          <w:sz w:val="24"/>
+          <w:szCs w:val="24"/>
+          <w:lang w:val="en-US"/>
+        </w:rPr>
+      </w:pPr>
+      <w:r>
+        <w:rPr>
+          <w:sz w:val="24"/>
+          <w:szCs w:val="24"/>
+          <w:lang w:val="en-US"/>
+        </w:rPr>
+        <w:t>Maximum posteriori</w:t>
+      </w:r>
+    </w:p>
+    <w:p>
+      <w:pPr>
+        <w:rPr>
+          <w:sz w:val="24"/>
+          <w:szCs w:val="24"/>
+          <w:lang w:val="en-US"/>
+        </w:rPr>
+      </w:pPr>
+      <w:r>
+        <w:rPr>
+          <w:sz w:val="24"/>
+          <w:szCs w:val="24"/>
+          <w:lang w:val="en-US"/>
+        </w:rPr>
+        <w:t>Naïve bayes classifier</w:t>
+      </w:r>
+    </w:p>
+    <w:p>
+      <w:pPr>
+        <w:rPr>
+          <w:sz w:val="24"/>
+          <w:szCs w:val="24"/>
+          <w:lang w:val="en-US"/>
+        </w:rPr>
+      </w:pPr>
+      <w:r>
+        <w:rPr>
+          <w:sz w:val="24"/>
+          <w:szCs w:val="24"/>
+          <w:lang w:val="en-US"/>
+        </w:rPr>
+        <w:t>Laplacian correction</w:t>
+      </w:r>
+    </w:p>
+    <w:p>
+      <w:pPr>
+        <w:rPr>
+          <w:sz w:val="24"/>
+          <w:szCs w:val="24"/>
+          <w:lang w:val="en-US"/>
+        </w:rPr>
+      </w:pPr>
+      <w:r>
+        <w:rPr>
+          <w:sz w:val="24"/>
+          <w:szCs w:val="24"/>
+          <w:lang w:val="en-US"/>
+        </w:rPr>
+        <w:t>Avoiding zero value problem</w:t>
       </w:r>
     </w:p>
     <w:p>
